--- a/Labs/lab20 audio powerSupply/audioAmplifier PowerSupply Assembly Guide.docx
+++ b/Labs/lab20 audio powerSupply/audioAmplifier PowerSupply Assembly Guide.docx
@@ -1,6 +1,6 @@
 
 <file path=word/document.xml><?xml version="1.0" encoding="utf-8"?>
-<w:document xmlns:wpc="http://schemas.microsoft.com/office/word/2010/wordprocessingCanvas" xmlns:cx="http://schemas.microsoft.com/office/drawing/2014/chartex" xmlns:cx1="http://schemas.microsoft.com/office/drawing/2015/9/8/chartex" xmlns:cx2="http://schemas.microsoft.com/office/drawing/2015/10/21/chartex" xmlns:cx3="http://schemas.microsoft.com/office/drawing/2016/5/9/chartex" xmlns:cx4="http://schemas.microsoft.com/office/drawing/2016/5/10/chartex" xmlns:cx5="http://schemas.microsoft.com/office/drawing/2016/5/11/chartex" xmlns:cx6="http://schemas.microsoft.com/office/drawing/2016/5/12/chartex" xmlns:cx7="http://schemas.microsoft.com/office/drawing/2016/5/13/chartex" xmlns:cx8="http://schemas.microsoft.com/office/drawing/2016/5/14/chartex" xmlns:mc="http://schemas.openxmlformats.org/markup-compatibility/2006" xmlns:aink="http://schemas.microsoft.com/office/drawing/2016/ink" xmlns:am3d="http://schemas.microsoft.com/office/drawing/2017/model3d" xmlns:o="urn:schemas-microsoft-com:office:office" xmlns:r="http://schemas.openxmlformats.org/officeDocument/2006/relationships" xmlns:m="http://schemas.openxmlformats.org/officeDocument/2006/math" xmlns:v="urn:schemas-microsoft-com:vml" xmlns:wp14="http://schemas.microsoft.com/office/word/2010/wordprocessingDrawing" xmlns:wp="http://schemas.openxmlformats.org/drawingml/2006/wordprocessingDrawing" xmlns:w10="urn:schemas-microsoft-com:office:word" xmlns:w="http://schemas.openxmlformats.org/wordprocessingml/2006/main" xmlns:w14="http://schemas.microsoft.com/office/word/2010/wordml" xmlns:w15="http://schemas.microsoft.com/office/word/2012/wordml" xmlns:w16cid="http://schemas.microsoft.com/office/word/2016/wordml/cid" xmlns:w16se="http://schemas.microsoft.com/office/word/2015/wordml/symex" xmlns:wpg="http://schemas.microsoft.com/office/word/2010/wordprocessingGroup" xmlns:wpi="http://schemas.microsoft.com/office/word/2010/wordprocessingInk" xmlns:wne="http://schemas.microsoft.com/office/word/2006/wordml" xmlns:wps="http://schemas.microsoft.com/office/word/2010/wordprocessingShape" mc:Ignorable="w14 w15 w16se w16cid wp14">
+<w:document xmlns:wpc="http://schemas.microsoft.com/office/word/2010/wordprocessingCanvas" xmlns:cx="http://schemas.microsoft.com/office/drawing/2014/chartex" xmlns:cx1="http://schemas.microsoft.com/office/drawing/2015/9/8/chartex" xmlns:cx2="http://schemas.microsoft.com/office/drawing/2015/10/21/chartex" xmlns:cx3="http://schemas.microsoft.com/office/drawing/2016/5/9/chartex" xmlns:cx4="http://schemas.microsoft.com/office/drawing/2016/5/10/chartex" xmlns:cx5="http://schemas.microsoft.com/office/drawing/2016/5/11/chartex" xmlns:cx6="http://schemas.microsoft.com/office/drawing/2016/5/12/chartex" xmlns:cx7="http://schemas.microsoft.com/office/drawing/2016/5/13/chartex" xmlns:cx8="http://schemas.microsoft.com/office/drawing/2016/5/14/chartex" xmlns:mc="http://schemas.openxmlformats.org/markup-compatibility/2006" xmlns:aink="http://schemas.microsoft.com/office/drawing/2016/ink" xmlns:am3d="http://schemas.microsoft.com/office/drawing/2017/model3d" xmlns:o="urn:schemas-microsoft-com:office:office" xmlns:oel="http://schemas.microsoft.com/office/2019/extlst" xmlns:r="http://schemas.openxmlformats.org/officeDocument/2006/relationships" xmlns:m="http://schemas.openxmlformats.org/officeDocument/2006/math" xmlns:v="urn:schemas-microsoft-com:vml" xmlns:wp14="http://schemas.microsoft.com/office/word/2010/wordprocessingDrawing" xmlns:wp="http://schemas.openxmlformats.org/drawingml/2006/wordprocessingDrawing" xmlns:w10="urn:schemas-microsoft-com:office:word" xmlns:w="http://schemas.openxmlformats.org/wordprocessingml/2006/main" xmlns:w14="http://schemas.microsoft.com/office/word/2010/wordml" xmlns:w15="http://schemas.microsoft.com/office/word/2012/wordml" xmlns:w16cex="http://schemas.microsoft.com/office/word/2018/wordml/cex" xmlns:w16cid="http://schemas.microsoft.com/office/word/2016/wordml/cid" xmlns:w16="http://schemas.microsoft.com/office/word/2018/wordml" xmlns:w16du="http://schemas.microsoft.com/office/word/2023/wordml/word16du" xmlns:w16sdtdh="http://schemas.microsoft.com/office/word/2020/wordml/sdtdatahash" xmlns:w16sdtfl="http://schemas.microsoft.com/office/word/2024/wordml/sdtformatlock" xmlns:w16se="http://schemas.microsoft.com/office/word/2015/wordml/symex" xmlns:wpg="http://schemas.microsoft.com/office/word/2010/wordprocessingGroup" xmlns:wpi="http://schemas.microsoft.com/office/word/2010/wordprocessingInk" xmlns:wne="http://schemas.microsoft.com/office/word/2006/wordml" xmlns:wps="http://schemas.microsoft.com/office/word/2010/wordprocessingShape" mc:Ignorable="w14 w15 w16se w16cid w16 w16cex w16sdtdh w16sdtfl w16du wp14">
   <w:body>
     <w:p>
       <w:pPr>
@@ -94,7 +94,7 @@
           </mc:Choice>
           <mc:Fallback>
             <w:pict>
-              <v:rect w14:anchorId="50312BD3" id="Rectangle 184" o:spid="_x0000_s1026" style="position:absolute;left:0;text-align:left;margin-left:0;margin-top:17.9pt;width:330.8pt;height:43.75pt;z-index:251659264;visibility:visible;mso-wrap-style:square;mso-wrap-distance-left:9pt;mso-wrap-distance-top:0;mso-wrap-distance-right:9pt;mso-wrap-distance-bottom:0;mso-position-horizontal:center;mso-position-horizontal-relative:margin;mso-position-vertical:absolute;mso-position-vertical-relative:text;v-text-anchor:top" o:gfxdata="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" filled="f" stroked="f">
+              <v:rect w14:anchorId="50312BD3" id="Rectangle 184" o:spid="_x0000_s1026" style="position:absolute;left:0;text-align:left;margin-left:0;margin-top:17.9pt;width:330.8pt;height:43.75pt;z-index:251659264;visibility:visible;mso-wrap-style:square;mso-wrap-distance-left:9pt;mso-wrap-distance-top:0;mso-wrap-distance-right:9pt;mso-wrap-distance-bottom:0;mso-position-horizontal:center;mso-position-horizontal-relative:margin;mso-position-vertical:absolute;mso-position-vertical-relative:text;v-text-anchor:top" o:gfxdata="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" filled="f" stroked="f">
                 <v:textbox inset="0,0,0,0">
                   <w:txbxContent>
                     <w:p>
@@ -578,7 +578,7 @@
           </mc:Choice>
           <mc:Fallback>
             <w:pict>
-              <v:group w14:anchorId="6FD80742" id="Group 4708" o:spid="_x0000_s1027" style="width:466.5pt;height:75.6pt;mso-position-horizontal-relative:char;mso-position-vertical-relative:line" coordsize="59245,9599" o:gfxdata="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">
+              <v:group w14:anchorId="6FD80742" id="Group 4708" o:spid="_x0000_s1027" style="width:466.5pt;height:75.6pt;mso-position-horizontal-relative:char;mso-position-vertical-relative:line" coordsize="59245,9599" o:gfxdata="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">
                 <v:rect id="Rectangle 9" o:spid="_x0000_s1028" style="position:absolute;left:479;top:1271;width:421;height:1899;visibility:visible;mso-wrap-style:square;v-text-anchor:top" o:gfxdata="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" filled="f" stroked="f">
                   <v:textbox inset="0,0,0,0">
                     <w:txbxContent>
@@ -949,7 +949,7 @@
           <w:rPr>
             <w:noProof/>
           </w:rPr>
-          <w:t>7</w:t>
+          <w:t>1</w:t>
         </w:r>
       </w:fldSimple>
       <w:bookmarkEnd w:id="0"/>
@@ -1002,7 +1002,7 @@
         <w:rPr>
           <w:noProof/>
         </w:rPr>
-        <w:t>8</w:t>
+        <w:t>2</w:t>
       </w:r>
       <w:r>
         <w:rPr>
@@ -1025,10 +1025,10 @@
         </w:rPr>
         <w:lastRenderedPageBreak/>
         <w:drawing>
-          <wp:inline distT="0" distB="0" distL="0" distR="0" wp14:anchorId="616E6D4E" wp14:editId="64642259">
-            <wp:extent cx="3737814" cy="2880000"/>
-            <wp:effectExtent l="0" t="0" r="0" b="0"/>
-            <wp:docPr id="18" name="Picture 18"/>
+          <wp:inline distT="0" distB="0" distL="0" distR="0" wp14:anchorId="5AA165A1" wp14:editId="73CC4910">
+            <wp:extent cx="3728511" cy="2880000"/>
+            <wp:effectExtent l="0" t="0" r="5715" b="0"/>
+            <wp:docPr id="494364674" name="Picture 1"/>
             <wp:cNvGraphicFramePr>
               <a:graphicFrameLocks xmlns:a="http://schemas.openxmlformats.org/drawingml/2006/main" noChangeAspect="1"/>
             </wp:cNvGraphicFramePr>
@@ -1036,7 +1036,7 @@
               <a:graphicData uri="http://schemas.openxmlformats.org/drawingml/2006/picture">
                 <pic:pic xmlns:pic="http://schemas.openxmlformats.org/drawingml/2006/picture">
                   <pic:nvPicPr>
-                    <pic:cNvPr id="1" name=""/>
+                    <pic:cNvPr id="494364674" name=""/>
                     <pic:cNvPicPr/>
                   </pic:nvPicPr>
                   <pic:blipFill>
@@ -1048,7 +1048,7 @@
                   <pic:spPr>
                     <a:xfrm>
                       <a:off x="0" y="0"/>
-                      <a:ext cx="3737814" cy="2880000"/>
+                      <a:ext cx="3728511" cy="2880000"/>
                     </a:xfrm>
                     <a:prstGeom prst="rect">
                       <a:avLst/>
@@ -1074,7 +1074,7 @@
           <w:rPr>
             <w:noProof/>
           </w:rPr>
-          <w:t>8</w:t>
+          <w:t>2</w:t>
         </w:r>
       </w:fldSimple>
       <w:bookmarkEnd w:id="1"/>
@@ -1105,7 +1105,7 @@
         <w:rPr>
           <w:noProof/>
         </w:rPr>
-        <w:t>8</w:t>
+        <w:t>2</w:t>
       </w:r>
       <w:r>
         <w:fldChar w:fldCharType="end"/>
@@ -1129,7 +1129,7 @@
         <w:rPr>
           <w:noProof/>
         </w:rPr>
-        <w:t>9</w:t>
+        <w:t>3</w:t>
       </w:r>
       <w:r>
         <w:fldChar w:fldCharType="end"/>
@@ -1148,10 +1148,10 @@
           <w:noProof/>
         </w:rPr>
         <w:drawing>
-          <wp:inline distT="0" distB="0" distL="0" distR="0" wp14:anchorId="7086A870" wp14:editId="78F8D768">
-            <wp:extent cx="3474710" cy="2880000"/>
-            <wp:effectExtent l="0" t="0" r="0" b="0"/>
-            <wp:docPr id="19" name="Picture 19"/>
+          <wp:inline distT="0" distB="0" distL="0" distR="0" wp14:anchorId="7CDF7699" wp14:editId="6219742F">
+            <wp:extent cx="3619334" cy="2880000"/>
+            <wp:effectExtent l="0" t="0" r="635" b="0"/>
+            <wp:docPr id="1574404773" name="Picture 13"/>
             <wp:cNvGraphicFramePr>
               <a:graphicFrameLocks xmlns:a="http://schemas.openxmlformats.org/drawingml/2006/main" noChangeAspect="1"/>
             </wp:cNvGraphicFramePr>
@@ -1180,7 +1180,7 @@
                   <pic:spPr bwMode="auto">
                     <a:xfrm>
                       <a:off x="0" y="0"/>
-                      <a:ext cx="3474710" cy="2880000"/>
+                      <a:ext cx="3619334" cy="2880000"/>
                     </a:xfrm>
                     <a:prstGeom prst="rect">
                       <a:avLst/>
@@ -1210,7 +1210,7 @@
           <w:rPr>
             <w:noProof/>
           </w:rPr>
-          <w:t>9</w:t>
+          <w:t>3</w:t>
         </w:r>
       </w:fldSimple>
       <w:bookmarkEnd w:id="2"/>
@@ -1559,7 +1559,7 @@
 </file>
 
 <file path=word/endnotes.xml><?xml version="1.0" encoding="utf-8"?>
-<w:endnotes xmlns:wpc="http://schemas.microsoft.com/office/word/2010/wordprocessingCanvas" xmlns:cx="http://schemas.microsoft.com/office/drawing/2014/chartex" xmlns:cx1="http://schemas.microsoft.com/office/drawing/2015/9/8/chartex" xmlns:cx2="http://schemas.microsoft.com/office/drawing/2015/10/21/chartex" xmlns:cx3="http://schemas.microsoft.com/office/drawing/2016/5/9/chartex" xmlns:cx4="http://schemas.microsoft.com/office/drawing/2016/5/10/chartex" xmlns:cx5="http://schemas.microsoft.com/office/drawing/2016/5/11/chartex" xmlns:cx6="http://schemas.microsoft.com/office/drawing/2016/5/12/chartex" xmlns:cx7="http://schemas.microsoft.com/office/drawing/2016/5/13/chartex" xmlns:cx8="http://schemas.microsoft.com/office/drawing/2016/5/14/chartex" xmlns:mc="http://schemas.openxmlformats.org/markup-compatibility/2006" xmlns:aink="http://schemas.microsoft.com/office/drawing/2016/ink" xmlns:am3d="http://schemas.microsoft.com/office/drawing/2017/model3d" xmlns:o="urn:schemas-microsoft-com:office:office" xmlns:r="http://schemas.openxmlformats.org/officeDocument/2006/relationships" xmlns:m="http://schemas.openxmlformats.org/officeDocument/2006/math" xmlns:v="urn:schemas-microsoft-com:vml" xmlns:wp14="http://schemas.microsoft.com/office/word/2010/wordprocessingDrawing" xmlns:wp="http://schemas.openxmlformats.org/drawingml/2006/wordprocessingDrawing" xmlns:w10="urn:schemas-microsoft-com:office:word" xmlns:w="http://schemas.openxmlformats.org/wordprocessingml/2006/main" xmlns:w14="http://schemas.microsoft.com/office/word/2010/wordml" xmlns:w15="http://schemas.microsoft.com/office/word/2012/wordml" xmlns:w16cid="http://schemas.microsoft.com/office/word/2016/wordml/cid" xmlns:w16se="http://schemas.microsoft.com/office/word/2015/wordml/symex" xmlns:wpg="http://schemas.microsoft.com/office/word/2010/wordprocessingGroup" xmlns:wpi="http://schemas.microsoft.com/office/word/2010/wordprocessingInk" xmlns:wne="http://schemas.microsoft.com/office/word/2006/wordml" xmlns:wps="http://schemas.microsoft.com/office/word/2010/wordprocessingShape" mc:Ignorable="w14 w15 w16se w16cid wp14">
+<w:endnotes xmlns:wpc="http://schemas.microsoft.com/office/word/2010/wordprocessingCanvas" xmlns:cx="http://schemas.microsoft.com/office/drawing/2014/chartex" xmlns:cx1="http://schemas.microsoft.com/office/drawing/2015/9/8/chartex" xmlns:cx2="http://schemas.microsoft.com/office/drawing/2015/10/21/chartex" xmlns:cx3="http://schemas.microsoft.com/office/drawing/2016/5/9/chartex" xmlns:cx4="http://schemas.microsoft.com/office/drawing/2016/5/10/chartex" xmlns:cx5="http://schemas.microsoft.com/office/drawing/2016/5/11/chartex" xmlns:cx6="http://schemas.microsoft.com/office/drawing/2016/5/12/chartex" xmlns:cx7="http://schemas.microsoft.com/office/drawing/2016/5/13/chartex" xmlns:cx8="http://schemas.microsoft.com/office/drawing/2016/5/14/chartex" xmlns:mc="http://schemas.openxmlformats.org/markup-compatibility/2006" xmlns:aink="http://schemas.microsoft.com/office/drawing/2016/ink" xmlns:am3d="http://schemas.microsoft.com/office/drawing/2017/model3d" xmlns:o="urn:schemas-microsoft-com:office:office" xmlns:oel="http://schemas.microsoft.com/office/2019/extlst" xmlns:r="http://schemas.openxmlformats.org/officeDocument/2006/relationships" xmlns:m="http://schemas.openxmlformats.org/officeDocument/2006/math" xmlns:v="urn:schemas-microsoft-com:vml" xmlns:wp14="http://schemas.microsoft.com/office/word/2010/wordprocessingDrawing" xmlns:wp="http://schemas.openxmlformats.org/drawingml/2006/wordprocessingDrawing" xmlns:w10="urn:schemas-microsoft-com:office:word" xmlns:w="http://schemas.openxmlformats.org/wordprocessingml/2006/main" xmlns:w14="http://schemas.microsoft.com/office/word/2010/wordml" xmlns:w15="http://schemas.microsoft.com/office/word/2012/wordml" xmlns:w16cex="http://schemas.microsoft.com/office/word/2018/wordml/cex" xmlns:w16cid="http://schemas.microsoft.com/office/word/2016/wordml/cid" xmlns:w16="http://schemas.microsoft.com/office/word/2018/wordml" xmlns:w16du="http://schemas.microsoft.com/office/word/2023/wordml/word16du" xmlns:w16sdtdh="http://schemas.microsoft.com/office/word/2020/wordml/sdtdatahash" xmlns:w16sdtfl="http://schemas.microsoft.com/office/word/2024/wordml/sdtformatlock" xmlns:w16se="http://schemas.microsoft.com/office/word/2015/wordml/symex" xmlns:wpg="http://schemas.microsoft.com/office/word/2010/wordprocessingGroup" xmlns:wpi="http://schemas.microsoft.com/office/word/2010/wordprocessingInk" xmlns:wne="http://schemas.microsoft.com/office/word/2006/wordml" xmlns:wps="http://schemas.microsoft.com/office/word/2010/wordprocessingShape" mc:Ignorable="w14 w15 w16se w16cid w16 w16cex w16sdtdh w16sdtfl w16du wp14">
   <w:endnote w:type="separator" w:id="-1">
     <w:p>
       <w:pPr>
@@ -1584,7 +1584,7 @@
 </file>
 
 <file path=word/footer1.xml><?xml version="1.0" encoding="utf-8"?>
-<w:ftr xmlns:wpc="http://schemas.microsoft.com/office/word/2010/wordprocessingCanvas" xmlns:cx="http://schemas.microsoft.com/office/drawing/2014/chartex" xmlns:cx1="http://schemas.microsoft.com/office/drawing/2015/9/8/chartex" xmlns:cx2="http://schemas.microsoft.com/office/drawing/2015/10/21/chartex" xmlns:cx3="http://schemas.microsoft.com/office/drawing/2016/5/9/chartex" xmlns:cx4="http://schemas.microsoft.com/office/drawing/2016/5/10/chartex" xmlns:cx5="http://schemas.microsoft.com/office/drawing/2016/5/11/chartex" xmlns:cx6="http://schemas.microsoft.com/office/drawing/2016/5/12/chartex" xmlns:cx7="http://schemas.microsoft.com/office/drawing/2016/5/13/chartex" xmlns:cx8="http://schemas.microsoft.com/office/drawing/2016/5/14/chartex" xmlns:mc="http://schemas.openxmlformats.org/markup-compatibility/2006" xmlns:aink="http://schemas.microsoft.com/office/drawing/2016/ink" xmlns:am3d="http://schemas.microsoft.com/office/drawing/2017/model3d" xmlns:o="urn:schemas-microsoft-com:office:office" xmlns:r="http://schemas.openxmlformats.org/officeDocument/2006/relationships" xmlns:m="http://schemas.openxmlformats.org/officeDocument/2006/math" xmlns:v="urn:schemas-microsoft-com:vml" xmlns:wp14="http://schemas.microsoft.com/office/word/2010/wordprocessingDrawing" xmlns:wp="http://schemas.openxmlformats.org/drawingml/2006/wordprocessingDrawing" xmlns:w10="urn:schemas-microsoft-com:office:word" xmlns:w="http://schemas.openxmlformats.org/wordprocessingml/2006/main" xmlns:w14="http://schemas.microsoft.com/office/word/2010/wordml" xmlns:w15="http://schemas.microsoft.com/office/word/2012/wordml" xmlns:w16cid="http://schemas.microsoft.com/office/word/2016/wordml/cid" xmlns:w16se="http://schemas.microsoft.com/office/word/2015/wordml/symex" xmlns:wpg="http://schemas.microsoft.com/office/word/2010/wordprocessingGroup" xmlns:wpi="http://schemas.microsoft.com/office/word/2010/wordprocessingInk" xmlns:wne="http://schemas.microsoft.com/office/word/2006/wordml" xmlns:wps="http://schemas.microsoft.com/office/word/2010/wordprocessingShape" mc:Ignorable="w14 w15 w16se w16cid wp14">
+<w:ftr xmlns:wpc="http://schemas.microsoft.com/office/word/2010/wordprocessingCanvas" xmlns:cx="http://schemas.microsoft.com/office/drawing/2014/chartex" xmlns:cx1="http://schemas.microsoft.com/office/drawing/2015/9/8/chartex" xmlns:cx2="http://schemas.microsoft.com/office/drawing/2015/10/21/chartex" xmlns:cx3="http://schemas.microsoft.com/office/drawing/2016/5/9/chartex" xmlns:cx4="http://schemas.microsoft.com/office/drawing/2016/5/10/chartex" xmlns:cx5="http://schemas.microsoft.com/office/drawing/2016/5/11/chartex" xmlns:cx6="http://schemas.microsoft.com/office/drawing/2016/5/12/chartex" xmlns:cx7="http://schemas.microsoft.com/office/drawing/2016/5/13/chartex" xmlns:cx8="http://schemas.microsoft.com/office/drawing/2016/5/14/chartex" xmlns:mc="http://schemas.openxmlformats.org/markup-compatibility/2006" xmlns:aink="http://schemas.microsoft.com/office/drawing/2016/ink" xmlns:am3d="http://schemas.microsoft.com/office/drawing/2017/model3d" xmlns:o="urn:schemas-microsoft-com:office:office" xmlns:oel="http://schemas.microsoft.com/office/2019/extlst" xmlns:r="http://schemas.openxmlformats.org/officeDocument/2006/relationships" xmlns:m="http://schemas.openxmlformats.org/officeDocument/2006/math" xmlns:v="urn:schemas-microsoft-com:vml" xmlns:wp14="http://schemas.microsoft.com/office/word/2010/wordprocessingDrawing" xmlns:wp="http://schemas.openxmlformats.org/drawingml/2006/wordprocessingDrawing" xmlns:w10="urn:schemas-microsoft-com:office:word" xmlns:w="http://schemas.openxmlformats.org/wordprocessingml/2006/main" xmlns:w14="http://schemas.microsoft.com/office/word/2010/wordml" xmlns:w15="http://schemas.microsoft.com/office/word/2012/wordml" xmlns:w16cex="http://schemas.microsoft.com/office/word/2018/wordml/cex" xmlns:w16cid="http://schemas.microsoft.com/office/word/2016/wordml/cid" xmlns:w16="http://schemas.microsoft.com/office/word/2018/wordml" xmlns:w16du="http://schemas.microsoft.com/office/word/2023/wordml/word16du" xmlns:w16sdtdh="http://schemas.microsoft.com/office/word/2020/wordml/sdtdatahash" xmlns:w16sdtfl="http://schemas.microsoft.com/office/word/2024/wordml/sdtformatlock" xmlns:w16se="http://schemas.microsoft.com/office/word/2015/wordml/symex" xmlns:wpg="http://schemas.microsoft.com/office/word/2010/wordprocessingGroup" xmlns:wpi="http://schemas.microsoft.com/office/word/2010/wordprocessingInk" xmlns:wne="http://schemas.microsoft.com/office/word/2006/wordml" xmlns:wps="http://schemas.microsoft.com/office/word/2010/wordprocessingShape" mc:Ignorable="w14 w15 w16se w16cid w16 w16cex w16sdtdh w16sdtfl w16du wp14">
   <w:p>
     <w:pPr>
       <w:spacing w:after="0" w:line="259" w:lineRule="auto"/>
@@ -1635,7 +1635,7 @@
 </file>
 
 <file path=word/footer2.xml><?xml version="1.0" encoding="utf-8"?>
-<w:ftr xmlns:wpc="http://schemas.microsoft.com/office/word/2010/wordprocessingCanvas" xmlns:cx="http://schemas.microsoft.com/office/drawing/2014/chartex" xmlns:cx1="http://schemas.microsoft.com/office/drawing/2015/9/8/chartex" xmlns:cx2="http://schemas.microsoft.com/office/drawing/2015/10/21/chartex" xmlns:cx3="http://schemas.microsoft.com/office/drawing/2016/5/9/chartex" xmlns:cx4="http://schemas.microsoft.com/office/drawing/2016/5/10/chartex" xmlns:cx5="http://schemas.microsoft.com/office/drawing/2016/5/11/chartex" xmlns:cx6="http://schemas.microsoft.com/office/drawing/2016/5/12/chartex" xmlns:cx7="http://schemas.microsoft.com/office/drawing/2016/5/13/chartex" xmlns:cx8="http://schemas.microsoft.com/office/drawing/2016/5/14/chartex" xmlns:mc="http://schemas.openxmlformats.org/markup-compatibility/2006" xmlns:aink="http://schemas.microsoft.com/office/drawing/2016/ink" xmlns:am3d="http://schemas.microsoft.com/office/drawing/2017/model3d" xmlns:o="urn:schemas-microsoft-com:office:office" xmlns:r="http://schemas.openxmlformats.org/officeDocument/2006/relationships" xmlns:m="http://schemas.openxmlformats.org/officeDocument/2006/math" xmlns:v="urn:schemas-microsoft-com:vml" xmlns:wp14="http://schemas.microsoft.com/office/word/2010/wordprocessingDrawing" xmlns:wp="http://schemas.openxmlformats.org/drawingml/2006/wordprocessingDrawing" xmlns:w10="urn:schemas-microsoft-com:office:word" xmlns:w="http://schemas.openxmlformats.org/wordprocessingml/2006/main" xmlns:w14="http://schemas.microsoft.com/office/word/2010/wordml" xmlns:w15="http://schemas.microsoft.com/office/word/2012/wordml" xmlns:w16cid="http://schemas.microsoft.com/office/word/2016/wordml/cid" xmlns:w16se="http://schemas.microsoft.com/office/word/2015/wordml/symex" xmlns:wpg="http://schemas.microsoft.com/office/word/2010/wordprocessingGroup" xmlns:wpi="http://schemas.microsoft.com/office/word/2010/wordprocessingInk" xmlns:wne="http://schemas.microsoft.com/office/word/2006/wordml" xmlns:wps="http://schemas.microsoft.com/office/word/2010/wordprocessingShape" mc:Ignorable="w14 w15 w16se w16cid wp14">
+<w:ftr xmlns:wpc="http://schemas.microsoft.com/office/word/2010/wordprocessingCanvas" xmlns:cx="http://schemas.microsoft.com/office/drawing/2014/chartex" xmlns:cx1="http://schemas.microsoft.com/office/drawing/2015/9/8/chartex" xmlns:cx2="http://schemas.microsoft.com/office/drawing/2015/10/21/chartex" xmlns:cx3="http://schemas.microsoft.com/office/drawing/2016/5/9/chartex" xmlns:cx4="http://schemas.microsoft.com/office/drawing/2016/5/10/chartex" xmlns:cx5="http://schemas.microsoft.com/office/drawing/2016/5/11/chartex" xmlns:cx6="http://schemas.microsoft.com/office/drawing/2016/5/12/chartex" xmlns:cx7="http://schemas.microsoft.com/office/drawing/2016/5/13/chartex" xmlns:cx8="http://schemas.microsoft.com/office/drawing/2016/5/14/chartex" xmlns:mc="http://schemas.openxmlformats.org/markup-compatibility/2006" xmlns:aink="http://schemas.microsoft.com/office/drawing/2016/ink" xmlns:am3d="http://schemas.microsoft.com/office/drawing/2017/model3d" xmlns:o="urn:schemas-microsoft-com:office:office" xmlns:oel="http://schemas.microsoft.com/office/2019/extlst" xmlns:r="http://schemas.openxmlformats.org/officeDocument/2006/relationships" xmlns:m="http://schemas.openxmlformats.org/officeDocument/2006/math" xmlns:v="urn:schemas-microsoft-com:vml" xmlns:wp14="http://schemas.microsoft.com/office/word/2010/wordprocessingDrawing" xmlns:wp="http://schemas.openxmlformats.org/drawingml/2006/wordprocessingDrawing" xmlns:w10="urn:schemas-microsoft-com:office:word" xmlns:w="http://schemas.openxmlformats.org/wordprocessingml/2006/main" xmlns:w14="http://schemas.microsoft.com/office/word/2010/wordml" xmlns:w15="http://schemas.microsoft.com/office/word/2012/wordml" xmlns:w16cex="http://schemas.microsoft.com/office/word/2018/wordml/cex" xmlns:w16cid="http://schemas.microsoft.com/office/word/2016/wordml/cid" xmlns:w16="http://schemas.microsoft.com/office/word/2018/wordml" xmlns:w16du="http://schemas.microsoft.com/office/word/2023/wordml/word16du" xmlns:w16sdtdh="http://schemas.microsoft.com/office/word/2020/wordml/sdtdatahash" xmlns:w16sdtfl="http://schemas.microsoft.com/office/word/2024/wordml/sdtformatlock" xmlns:w16se="http://schemas.microsoft.com/office/word/2015/wordml/symex" xmlns:wpg="http://schemas.microsoft.com/office/word/2010/wordprocessingGroup" xmlns:wpi="http://schemas.microsoft.com/office/word/2010/wordprocessingInk" xmlns:wne="http://schemas.microsoft.com/office/word/2006/wordml" xmlns:wps="http://schemas.microsoft.com/office/word/2010/wordprocessingShape" mc:Ignorable="w14 w15 w16se w16cid w16 w16cex w16sdtdh w16sdtfl w16du wp14">
   <w:p>
     <w:pPr>
       <w:spacing w:after="0" w:line="259" w:lineRule="auto"/>
@@ -1687,7 +1687,7 @@
 </file>
 
 <file path=word/footer3.xml><?xml version="1.0" encoding="utf-8"?>
-<w:ftr xmlns:wpc="http://schemas.microsoft.com/office/word/2010/wordprocessingCanvas" xmlns:cx="http://schemas.microsoft.com/office/drawing/2014/chartex" xmlns:cx1="http://schemas.microsoft.com/office/drawing/2015/9/8/chartex" xmlns:cx2="http://schemas.microsoft.com/office/drawing/2015/10/21/chartex" xmlns:cx3="http://schemas.microsoft.com/office/drawing/2016/5/9/chartex" xmlns:cx4="http://schemas.microsoft.com/office/drawing/2016/5/10/chartex" xmlns:cx5="http://schemas.microsoft.com/office/drawing/2016/5/11/chartex" xmlns:cx6="http://schemas.microsoft.com/office/drawing/2016/5/12/chartex" xmlns:cx7="http://schemas.microsoft.com/office/drawing/2016/5/13/chartex" xmlns:cx8="http://schemas.microsoft.com/office/drawing/2016/5/14/chartex" xmlns:mc="http://schemas.openxmlformats.org/markup-compatibility/2006" xmlns:aink="http://schemas.microsoft.com/office/drawing/2016/ink" xmlns:am3d="http://schemas.microsoft.com/office/drawing/2017/model3d" xmlns:o="urn:schemas-microsoft-com:office:office" xmlns:r="http://schemas.openxmlformats.org/officeDocument/2006/relationships" xmlns:m="http://schemas.openxmlformats.org/officeDocument/2006/math" xmlns:v="urn:schemas-microsoft-com:vml" xmlns:wp14="http://schemas.microsoft.com/office/word/2010/wordprocessingDrawing" xmlns:wp="http://schemas.openxmlformats.org/drawingml/2006/wordprocessingDrawing" xmlns:w10="urn:schemas-microsoft-com:office:word" xmlns:w="http://schemas.openxmlformats.org/wordprocessingml/2006/main" xmlns:w14="http://schemas.microsoft.com/office/word/2010/wordml" xmlns:w15="http://schemas.microsoft.com/office/word/2012/wordml" xmlns:w16cid="http://schemas.microsoft.com/office/word/2016/wordml/cid" xmlns:w16se="http://schemas.microsoft.com/office/word/2015/wordml/symex" xmlns:wpg="http://schemas.microsoft.com/office/word/2010/wordprocessingGroup" xmlns:wpi="http://schemas.microsoft.com/office/word/2010/wordprocessingInk" xmlns:wne="http://schemas.microsoft.com/office/word/2006/wordml" xmlns:wps="http://schemas.microsoft.com/office/word/2010/wordprocessingShape" mc:Ignorable="w14 w15 w16se w16cid wp14">
+<w:ftr xmlns:wpc="http://schemas.microsoft.com/office/word/2010/wordprocessingCanvas" xmlns:cx="http://schemas.microsoft.com/office/drawing/2014/chartex" xmlns:cx1="http://schemas.microsoft.com/office/drawing/2015/9/8/chartex" xmlns:cx2="http://schemas.microsoft.com/office/drawing/2015/10/21/chartex" xmlns:cx3="http://schemas.microsoft.com/office/drawing/2016/5/9/chartex" xmlns:cx4="http://schemas.microsoft.com/office/drawing/2016/5/10/chartex" xmlns:cx5="http://schemas.microsoft.com/office/drawing/2016/5/11/chartex" xmlns:cx6="http://schemas.microsoft.com/office/drawing/2016/5/12/chartex" xmlns:cx7="http://schemas.microsoft.com/office/drawing/2016/5/13/chartex" xmlns:cx8="http://schemas.microsoft.com/office/drawing/2016/5/14/chartex" xmlns:mc="http://schemas.openxmlformats.org/markup-compatibility/2006" xmlns:aink="http://schemas.microsoft.com/office/drawing/2016/ink" xmlns:am3d="http://schemas.microsoft.com/office/drawing/2017/model3d" xmlns:o="urn:schemas-microsoft-com:office:office" xmlns:oel="http://schemas.microsoft.com/office/2019/extlst" xmlns:r="http://schemas.openxmlformats.org/officeDocument/2006/relationships" xmlns:m="http://schemas.openxmlformats.org/officeDocument/2006/math" xmlns:v="urn:schemas-microsoft-com:vml" xmlns:wp14="http://schemas.microsoft.com/office/word/2010/wordprocessingDrawing" xmlns:wp="http://schemas.openxmlformats.org/drawingml/2006/wordprocessingDrawing" xmlns:w10="urn:schemas-microsoft-com:office:word" xmlns:w="http://schemas.openxmlformats.org/wordprocessingml/2006/main" xmlns:w14="http://schemas.microsoft.com/office/word/2010/wordml" xmlns:w15="http://schemas.microsoft.com/office/word/2012/wordml" xmlns:w16cex="http://schemas.microsoft.com/office/word/2018/wordml/cex" xmlns:w16cid="http://schemas.microsoft.com/office/word/2016/wordml/cid" xmlns:w16="http://schemas.microsoft.com/office/word/2018/wordml" xmlns:w16du="http://schemas.microsoft.com/office/word/2023/wordml/word16du" xmlns:w16sdtdh="http://schemas.microsoft.com/office/word/2020/wordml/sdtdatahash" xmlns:w16sdtfl="http://schemas.microsoft.com/office/word/2024/wordml/sdtformatlock" xmlns:w16se="http://schemas.microsoft.com/office/word/2015/wordml/symex" xmlns:wpg="http://schemas.microsoft.com/office/word/2010/wordprocessingGroup" xmlns:wpi="http://schemas.microsoft.com/office/word/2010/wordprocessingInk" xmlns:wne="http://schemas.microsoft.com/office/word/2006/wordml" xmlns:wps="http://schemas.microsoft.com/office/word/2010/wordprocessingShape" mc:Ignorable="w14 w15 w16se w16cid w16 w16cex w16sdtdh w16sdtfl w16du wp14">
   <w:p>
     <w:pPr>
       <w:spacing w:after="0" w:line="259" w:lineRule="auto"/>
@@ -1739,7 +1739,7 @@
 </file>
 
 <file path=word/footnotes.xml><?xml version="1.0" encoding="utf-8"?>
-<w:footnotes xmlns:wpc="http://schemas.microsoft.com/office/word/2010/wordprocessingCanvas" xmlns:cx="http://schemas.microsoft.com/office/drawing/2014/chartex" xmlns:cx1="http://schemas.microsoft.com/office/drawing/2015/9/8/chartex" xmlns:cx2="http://schemas.microsoft.com/office/drawing/2015/10/21/chartex" xmlns:cx3="http://schemas.microsoft.com/office/drawing/2016/5/9/chartex" xmlns:cx4="http://schemas.microsoft.com/office/drawing/2016/5/10/chartex" xmlns:cx5="http://schemas.microsoft.com/office/drawing/2016/5/11/chartex" xmlns:cx6="http://schemas.microsoft.com/office/drawing/2016/5/12/chartex" xmlns:cx7="http://schemas.microsoft.com/office/drawing/2016/5/13/chartex" xmlns:cx8="http://schemas.microsoft.com/office/drawing/2016/5/14/chartex" xmlns:mc="http://schemas.openxmlformats.org/markup-compatibility/2006" xmlns:aink="http://schemas.microsoft.com/office/drawing/2016/ink" xmlns:am3d="http://schemas.microsoft.com/office/drawing/2017/model3d" xmlns:o="urn:schemas-microsoft-com:office:office" xmlns:r="http://schemas.openxmlformats.org/officeDocument/2006/relationships" xmlns:m="http://schemas.openxmlformats.org/officeDocument/2006/math" xmlns:v="urn:schemas-microsoft-com:vml" xmlns:wp14="http://schemas.microsoft.com/office/word/2010/wordprocessingDrawing" xmlns:wp="http://schemas.openxmlformats.org/drawingml/2006/wordprocessingDrawing" xmlns:w10="urn:schemas-microsoft-com:office:word" xmlns:w="http://schemas.openxmlformats.org/wordprocessingml/2006/main" xmlns:w14="http://schemas.microsoft.com/office/word/2010/wordml" xmlns:w15="http://schemas.microsoft.com/office/word/2012/wordml" xmlns:w16cid="http://schemas.microsoft.com/office/word/2016/wordml/cid" xmlns:w16se="http://schemas.microsoft.com/office/word/2015/wordml/symex" xmlns:wpg="http://schemas.microsoft.com/office/word/2010/wordprocessingGroup" xmlns:wpi="http://schemas.microsoft.com/office/word/2010/wordprocessingInk" xmlns:wne="http://schemas.microsoft.com/office/word/2006/wordml" xmlns:wps="http://schemas.microsoft.com/office/word/2010/wordprocessingShape" mc:Ignorable="w14 w15 w16se w16cid wp14">
+<w:footnotes xmlns:wpc="http://schemas.microsoft.com/office/word/2010/wordprocessingCanvas" xmlns:cx="http://schemas.microsoft.com/office/drawing/2014/chartex" xmlns:cx1="http://schemas.microsoft.com/office/drawing/2015/9/8/chartex" xmlns:cx2="http://schemas.microsoft.com/office/drawing/2015/10/21/chartex" xmlns:cx3="http://schemas.microsoft.com/office/drawing/2016/5/9/chartex" xmlns:cx4="http://schemas.microsoft.com/office/drawing/2016/5/10/chartex" xmlns:cx5="http://schemas.microsoft.com/office/drawing/2016/5/11/chartex" xmlns:cx6="http://schemas.microsoft.com/office/drawing/2016/5/12/chartex" xmlns:cx7="http://schemas.microsoft.com/office/drawing/2016/5/13/chartex" xmlns:cx8="http://schemas.microsoft.com/office/drawing/2016/5/14/chartex" xmlns:mc="http://schemas.openxmlformats.org/markup-compatibility/2006" xmlns:aink="http://schemas.microsoft.com/office/drawing/2016/ink" xmlns:am3d="http://schemas.microsoft.com/office/drawing/2017/model3d" xmlns:o="urn:schemas-microsoft-com:office:office" xmlns:oel="http://schemas.microsoft.com/office/2019/extlst" xmlns:r="http://schemas.openxmlformats.org/officeDocument/2006/relationships" xmlns:m="http://schemas.openxmlformats.org/officeDocument/2006/math" xmlns:v="urn:schemas-microsoft-com:vml" xmlns:wp14="http://schemas.microsoft.com/office/word/2010/wordprocessingDrawing" xmlns:wp="http://schemas.openxmlformats.org/drawingml/2006/wordprocessingDrawing" xmlns:w10="urn:schemas-microsoft-com:office:word" xmlns:w="http://schemas.openxmlformats.org/wordprocessingml/2006/main" xmlns:w14="http://schemas.microsoft.com/office/word/2010/wordml" xmlns:w15="http://schemas.microsoft.com/office/word/2012/wordml" xmlns:w16cex="http://schemas.microsoft.com/office/word/2018/wordml/cex" xmlns:w16cid="http://schemas.microsoft.com/office/word/2016/wordml/cid" xmlns:w16="http://schemas.microsoft.com/office/word/2018/wordml" xmlns:w16du="http://schemas.microsoft.com/office/word/2023/wordml/word16du" xmlns:w16sdtdh="http://schemas.microsoft.com/office/word/2020/wordml/sdtdatahash" xmlns:w16sdtfl="http://schemas.microsoft.com/office/word/2024/wordml/sdtformatlock" xmlns:w16se="http://schemas.microsoft.com/office/word/2015/wordml/symex" xmlns:wpg="http://schemas.microsoft.com/office/word/2010/wordprocessingGroup" xmlns:wpi="http://schemas.microsoft.com/office/word/2010/wordprocessingInk" xmlns:wne="http://schemas.microsoft.com/office/word/2006/wordml" xmlns:wps="http://schemas.microsoft.com/office/word/2010/wordprocessingShape" mc:Ignorable="w14 w15 w16se w16cid w16 w16cex w16sdtdh w16sdtfl w16du wp14">
   <w:footnote w:type="separator" w:id="-1">
     <w:p>
       <w:pPr>
@@ -1764,7 +1764,7 @@
 </file>
 
 <file path=word/header1.xml><?xml version="1.0" encoding="utf-8"?>
-<w:hdr xmlns:wpc="http://schemas.microsoft.com/office/word/2010/wordprocessingCanvas" xmlns:cx="http://schemas.microsoft.com/office/drawing/2014/chartex" xmlns:cx1="http://schemas.microsoft.com/office/drawing/2015/9/8/chartex" xmlns:cx2="http://schemas.microsoft.com/office/drawing/2015/10/21/chartex" xmlns:cx3="http://schemas.microsoft.com/office/drawing/2016/5/9/chartex" xmlns:cx4="http://schemas.microsoft.com/office/drawing/2016/5/10/chartex" xmlns:cx5="http://schemas.microsoft.com/office/drawing/2016/5/11/chartex" xmlns:cx6="http://schemas.microsoft.com/office/drawing/2016/5/12/chartex" xmlns:cx7="http://schemas.microsoft.com/office/drawing/2016/5/13/chartex" xmlns:cx8="http://schemas.microsoft.com/office/drawing/2016/5/14/chartex" xmlns:mc="http://schemas.openxmlformats.org/markup-compatibility/2006" xmlns:aink="http://schemas.microsoft.com/office/drawing/2016/ink" xmlns:am3d="http://schemas.microsoft.com/office/drawing/2017/model3d" xmlns:o="urn:schemas-microsoft-com:office:office" xmlns:r="http://schemas.openxmlformats.org/officeDocument/2006/relationships" xmlns:m="http://schemas.openxmlformats.org/officeDocument/2006/math" xmlns:v="urn:schemas-microsoft-com:vml" xmlns:wp14="http://schemas.microsoft.com/office/word/2010/wordprocessingDrawing" xmlns:wp="http://schemas.openxmlformats.org/drawingml/2006/wordprocessingDrawing" xmlns:w10="urn:schemas-microsoft-com:office:word" xmlns:w="http://schemas.openxmlformats.org/wordprocessingml/2006/main" xmlns:w14="http://schemas.microsoft.com/office/word/2010/wordml" xmlns:w15="http://schemas.microsoft.com/office/word/2012/wordml" xmlns:w16cid="http://schemas.microsoft.com/office/word/2016/wordml/cid" xmlns:w16se="http://schemas.microsoft.com/office/word/2015/wordml/symex" xmlns:wpg="http://schemas.microsoft.com/office/word/2010/wordprocessingGroup" xmlns:wpi="http://schemas.microsoft.com/office/word/2010/wordprocessingInk" xmlns:wne="http://schemas.microsoft.com/office/word/2006/wordml" xmlns:wps="http://schemas.microsoft.com/office/word/2010/wordprocessingShape" mc:Ignorable="w14 w15 w16se w16cid wp14">
+<w:hdr xmlns:wpc="http://schemas.microsoft.com/office/word/2010/wordprocessingCanvas" xmlns:cx="http://schemas.microsoft.com/office/drawing/2014/chartex" xmlns:cx1="http://schemas.microsoft.com/office/drawing/2015/9/8/chartex" xmlns:cx2="http://schemas.microsoft.com/office/drawing/2015/10/21/chartex" xmlns:cx3="http://schemas.microsoft.com/office/drawing/2016/5/9/chartex" xmlns:cx4="http://schemas.microsoft.com/office/drawing/2016/5/10/chartex" xmlns:cx5="http://schemas.microsoft.com/office/drawing/2016/5/11/chartex" xmlns:cx6="http://schemas.microsoft.com/office/drawing/2016/5/12/chartex" xmlns:cx7="http://schemas.microsoft.com/office/drawing/2016/5/13/chartex" xmlns:cx8="http://schemas.microsoft.com/office/drawing/2016/5/14/chartex" xmlns:mc="http://schemas.openxmlformats.org/markup-compatibility/2006" xmlns:aink="http://schemas.microsoft.com/office/drawing/2016/ink" xmlns:am3d="http://schemas.microsoft.com/office/drawing/2017/model3d" xmlns:o="urn:schemas-microsoft-com:office:office" xmlns:oel="http://schemas.microsoft.com/office/2019/extlst" xmlns:r="http://schemas.openxmlformats.org/officeDocument/2006/relationships" xmlns:m="http://schemas.openxmlformats.org/officeDocument/2006/math" xmlns:v="urn:schemas-microsoft-com:vml" xmlns:wp14="http://schemas.microsoft.com/office/word/2010/wordprocessingDrawing" xmlns:wp="http://schemas.openxmlformats.org/drawingml/2006/wordprocessingDrawing" xmlns:w10="urn:schemas-microsoft-com:office:word" xmlns:w="http://schemas.openxmlformats.org/wordprocessingml/2006/main" xmlns:w14="http://schemas.microsoft.com/office/word/2010/wordml" xmlns:w15="http://schemas.microsoft.com/office/word/2012/wordml" xmlns:w16cex="http://schemas.microsoft.com/office/word/2018/wordml/cex" xmlns:w16cid="http://schemas.microsoft.com/office/word/2016/wordml/cid" xmlns:w16="http://schemas.microsoft.com/office/word/2018/wordml" xmlns:w16du="http://schemas.microsoft.com/office/word/2023/wordml/word16du" xmlns:w16sdtdh="http://schemas.microsoft.com/office/word/2020/wordml/sdtdatahash" xmlns:w16sdtfl="http://schemas.microsoft.com/office/word/2024/wordml/sdtformatlock" xmlns:w16se="http://schemas.microsoft.com/office/word/2015/wordml/symex" xmlns:wpg="http://schemas.microsoft.com/office/word/2010/wordprocessingGroup" xmlns:wpi="http://schemas.microsoft.com/office/word/2010/wordprocessingInk" xmlns:wne="http://schemas.microsoft.com/office/word/2006/wordml" xmlns:wps="http://schemas.microsoft.com/office/word/2010/wordprocessingShape" mc:Ignorable="w14 w15 w16se w16cid w16 w16cex w16sdtdh w16sdtfl w16du wp14">
   <w:p>
     <w:pPr>
       <w:spacing w:after="0" w:line="259" w:lineRule="auto"/>
@@ -1840,7 +1840,7 @@
 </file>
 
 <file path=word/header2.xml><?xml version="1.0" encoding="utf-8"?>
-<w:hdr xmlns:wpc="http://schemas.microsoft.com/office/word/2010/wordprocessingCanvas" xmlns:cx="http://schemas.microsoft.com/office/drawing/2014/chartex" xmlns:cx1="http://schemas.microsoft.com/office/drawing/2015/9/8/chartex" xmlns:cx2="http://schemas.microsoft.com/office/drawing/2015/10/21/chartex" xmlns:cx3="http://schemas.microsoft.com/office/drawing/2016/5/9/chartex" xmlns:cx4="http://schemas.microsoft.com/office/drawing/2016/5/10/chartex" xmlns:cx5="http://schemas.microsoft.com/office/drawing/2016/5/11/chartex" xmlns:cx6="http://schemas.microsoft.com/office/drawing/2016/5/12/chartex" xmlns:cx7="http://schemas.microsoft.com/office/drawing/2016/5/13/chartex" xmlns:cx8="http://schemas.microsoft.com/office/drawing/2016/5/14/chartex" xmlns:mc="http://schemas.openxmlformats.org/markup-compatibility/2006" xmlns:aink="http://schemas.microsoft.com/office/drawing/2016/ink" xmlns:am3d="http://schemas.microsoft.com/office/drawing/2017/model3d" xmlns:o="urn:schemas-microsoft-com:office:office" xmlns:r="http://schemas.openxmlformats.org/officeDocument/2006/relationships" xmlns:m="http://schemas.openxmlformats.org/officeDocument/2006/math" xmlns:v="urn:schemas-microsoft-com:vml" xmlns:wp14="http://schemas.microsoft.com/office/word/2010/wordprocessingDrawing" xmlns:wp="http://schemas.openxmlformats.org/drawingml/2006/wordprocessingDrawing" xmlns:w10="urn:schemas-microsoft-com:office:word" xmlns:w="http://schemas.openxmlformats.org/wordprocessingml/2006/main" xmlns:w14="http://schemas.microsoft.com/office/word/2010/wordml" xmlns:w15="http://schemas.microsoft.com/office/word/2012/wordml" xmlns:w16cid="http://schemas.microsoft.com/office/word/2016/wordml/cid" xmlns:w16se="http://schemas.microsoft.com/office/word/2015/wordml/symex" xmlns:wpg="http://schemas.microsoft.com/office/word/2010/wordprocessingGroup" xmlns:wpi="http://schemas.microsoft.com/office/word/2010/wordprocessingInk" xmlns:wne="http://schemas.microsoft.com/office/word/2006/wordml" xmlns:wps="http://schemas.microsoft.com/office/word/2010/wordprocessingShape" mc:Ignorable="w14 w15 w16se w16cid wp14">
+<w:hdr xmlns:wpc="http://schemas.microsoft.com/office/word/2010/wordprocessingCanvas" xmlns:cx="http://schemas.microsoft.com/office/drawing/2014/chartex" xmlns:cx1="http://schemas.microsoft.com/office/drawing/2015/9/8/chartex" xmlns:cx2="http://schemas.microsoft.com/office/drawing/2015/10/21/chartex" xmlns:cx3="http://schemas.microsoft.com/office/drawing/2016/5/9/chartex" xmlns:cx4="http://schemas.microsoft.com/office/drawing/2016/5/10/chartex" xmlns:cx5="http://schemas.microsoft.com/office/drawing/2016/5/11/chartex" xmlns:cx6="http://schemas.microsoft.com/office/drawing/2016/5/12/chartex" xmlns:cx7="http://schemas.microsoft.com/office/drawing/2016/5/13/chartex" xmlns:cx8="http://schemas.microsoft.com/office/drawing/2016/5/14/chartex" xmlns:mc="http://schemas.openxmlformats.org/markup-compatibility/2006" xmlns:aink="http://schemas.microsoft.com/office/drawing/2016/ink" xmlns:am3d="http://schemas.microsoft.com/office/drawing/2017/model3d" xmlns:o="urn:schemas-microsoft-com:office:office" xmlns:oel="http://schemas.microsoft.com/office/2019/extlst" xmlns:r="http://schemas.openxmlformats.org/officeDocument/2006/relationships" xmlns:m="http://schemas.openxmlformats.org/officeDocument/2006/math" xmlns:v="urn:schemas-microsoft-com:vml" xmlns:wp14="http://schemas.microsoft.com/office/word/2010/wordprocessingDrawing" xmlns:wp="http://schemas.openxmlformats.org/drawingml/2006/wordprocessingDrawing" xmlns:w10="urn:schemas-microsoft-com:office:word" xmlns:w="http://schemas.openxmlformats.org/wordprocessingml/2006/main" xmlns:w14="http://schemas.microsoft.com/office/word/2010/wordml" xmlns:w15="http://schemas.microsoft.com/office/word/2012/wordml" xmlns:w16cex="http://schemas.microsoft.com/office/word/2018/wordml/cex" xmlns:w16cid="http://schemas.microsoft.com/office/word/2016/wordml/cid" xmlns:w16="http://schemas.microsoft.com/office/word/2018/wordml" xmlns:w16du="http://schemas.microsoft.com/office/word/2023/wordml/word16du" xmlns:w16sdtdh="http://schemas.microsoft.com/office/word/2020/wordml/sdtdatahash" xmlns:w16sdtfl="http://schemas.microsoft.com/office/word/2024/wordml/sdtformatlock" xmlns:w16se="http://schemas.microsoft.com/office/word/2015/wordml/symex" xmlns:wpg="http://schemas.microsoft.com/office/word/2010/wordprocessingGroup" xmlns:wpi="http://schemas.microsoft.com/office/word/2010/wordprocessingInk" xmlns:wne="http://schemas.microsoft.com/office/word/2006/wordml" xmlns:wps="http://schemas.microsoft.com/office/word/2010/wordprocessingShape" mc:Ignorable="w14 w15 w16se w16cid w16 w16cex w16sdtdh w16sdtfl w16du wp14">
   <w:p>
     <w:pPr>
       <w:spacing w:after="0" w:line="259" w:lineRule="auto"/>
@@ -1859,24 +1859,8 @@
         <w:b/>
         <w:bCs/>
       </w:rPr>
-      <w:t xml:space="preserve">udio Board: </w:t>
+      <w:t>udio Board: Power Supply</w:t>
     </w:r>
-    <w:r>
-      <w:rPr>
-        <w:b/>
-        <w:bCs/>
-      </w:rPr>
-      <w:t xml:space="preserve">Power </w:t>
-    </w:r>
-    <w:r>
-      <w:rPr>
-        <w:b/>
-        <w:bCs/>
-      </w:rPr>
-      <w:t>Supply</w:t>
-    </w:r>
-    <w:bookmarkStart w:id="3" w:name="_GoBack"/>
-    <w:bookmarkEnd w:id="3"/>
   </w:p>
   <w:p>
     <w:pPr>
@@ -1887,7 +1871,7 @@
 </file>
 
 <file path=word/header3.xml><?xml version="1.0" encoding="utf-8"?>
-<w:hdr xmlns:wpc="http://schemas.microsoft.com/office/word/2010/wordprocessingCanvas" xmlns:cx="http://schemas.microsoft.com/office/drawing/2014/chartex" xmlns:cx1="http://schemas.microsoft.com/office/drawing/2015/9/8/chartex" xmlns:cx2="http://schemas.microsoft.com/office/drawing/2015/10/21/chartex" xmlns:cx3="http://schemas.microsoft.com/office/drawing/2016/5/9/chartex" xmlns:cx4="http://schemas.microsoft.com/office/drawing/2016/5/10/chartex" xmlns:cx5="http://schemas.microsoft.com/office/drawing/2016/5/11/chartex" xmlns:cx6="http://schemas.microsoft.com/office/drawing/2016/5/12/chartex" xmlns:cx7="http://schemas.microsoft.com/office/drawing/2016/5/13/chartex" xmlns:cx8="http://schemas.microsoft.com/office/drawing/2016/5/14/chartex" xmlns:mc="http://schemas.openxmlformats.org/markup-compatibility/2006" xmlns:aink="http://schemas.microsoft.com/office/drawing/2016/ink" xmlns:am3d="http://schemas.microsoft.com/office/drawing/2017/model3d" xmlns:o="urn:schemas-microsoft-com:office:office" xmlns:r="http://schemas.openxmlformats.org/officeDocument/2006/relationships" xmlns:m="http://schemas.openxmlformats.org/officeDocument/2006/math" xmlns:v="urn:schemas-microsoft-com:vml" xmlns:wp14="http://schemas.microsoft.com/office/word/2010/wordprocessingDrawing" xmlns:wp="http://schemas.openxmlformats.org/drawingml/2006/wordprocessingDrawing" xmlns:w10="urn:schemas-microsoft-com:office:word" xmlns:w="http://schemas.openxmlformats.org/wordprocessingml/2006/main" xmlns:w14="http://schemas.microsoft.com/office/word/2010/wordml" xmlns:w15="http://schemas.microsoft.com/office/word/2012/wordml" xmlns:w16cid="http://schemas.microsoft.com/office/word/2016/wordml/cid" xmlns:w16se="http://schemas.microsoft.com/office/word/2015/wordml/symex" xmlns:wpg="http://schemas.microsoft.com/office/word/2010/wordprocessingGroup" xmlns:wpi="http://schemas.microsoft.com/office/word/2010/wordprocessingInk" xmlns:wne="http://schemas.microsoft.com/office/word/2006/wordml" xmlns:wps="http://schemas.microsoft.com/office/word/2010/wordprocessingShape" mc:Ignorable="w14 w15 w16se w16cid wp14">
+<w:hdr xmlns:wpc="http://schemas.microsoft.com/office/word/2010/wordprocessingCanvas" xmlns:cx="http://schemas.microsoft.com/office/drawing/2014/chartex" xmlns:cx1="http://schemas.microsoft.com/office/drawing/2015/9/8/chartex" xmlns:cx2="http://schemas.microsoft.com/office/drawing/2015/10/21/chartex" xmlns:cx3="http://schemas.microsoft.com/office/drawing/2016/5/9/chartex" xmlns:cx4="http://schemas.microsoft.com/office/drawing/2016/5/10/chartex" xmlns:cx5="http://schemas.microsoft.com/office/drawing/2016/5/11/chartex" xmlns:cx6="http://schemas.microsoft.com/office/drawing/2016/5/12/chartex" xmlns:cx7="http://schemas.microsoft.com/office/drawing/2016/5/13/chartex" xmlns:cx8="http://schemas.microsoft.com/office/drawing/2016/5/14/chartex" xmlns:mc="http://schemas.openxmlformats.org/markup-compatibility/2006" xmlns:aink="http://schemas.microsoft.com/office/drawing/2016/ink" xmlns:am3d="http://schemas.microsoft.com/office/drawing/2017/model3d" xmlns:o="urn:schemas-microsoft-com:office:office" xmlns:oel="http://schemas.microsoft.com/office/2019/extlst" xmlns:r="http://schemas.openxmlformats.org/officeDocument/2006/relationships" xmlns:m="http://schemas.openxmlformats.org/officeDocument/2006/math" xmlns:v="urn:schemas-microsoft-com:vml" xmlns:wp14="http://schemas.microsoft.com/office/word/2010/wordprocessingDrawing" xmlns:wp="http://schemas.openxmlformats.org/drawingml/2006/wordprocessingDrawing" xmlns:w10="urn:schemas-microsoft-com:office:word" xmlns:w="http://schemas.openxmlformats.org/wordprocessingml/2006/main" xmlns:w14="http://schemas.microsoft.com/office/word/2010/wordml" xmlns:w15="http://schemas.microsoft.com/office/word/2012/wordml" xmlns:w16cex="http://schemas.microsoft.com/office/word/2018/wordml/cex" xmlns:w16cid="http://schemas.microsoft.com/office/word/2016/wordml/cid" xmlns:w16="http://schemas.microsoft.com/office/word/2018/wordml" xmlns:w16du="http://schemas.microsoft.com/office/word/2023/wordml/word16du" xmlns:w16sdtdh="http://schemas.microsoft.com/office/word/2020/wordml/sdtdatahash" xmlns:w16sdtfl="http://schemas.microsoft.com/office/word/2024/wordml/sdtformatlock" xmlns:w16se="http://schemas.microsoft.com/office/word/2015/wordml/symex" xmlns:wpg="http://schemas.microsoft.com/office/word/2010/wordprocessingGroup" xmlns:wpi="http://schemas.microsoft.com/office/word/2010/wordprocessingInk" xmlns:wne="http://schemas.microsoft.com/office/word/2006/wordml" xmlns:wps="http://schemas.microsoft.com/office/word/2010/wordprocessingShape" mc:Ignorable="w14 w15 w16se w16cid w16 w16cex w16sdtdh w16sdtfl w16du wp14">
   <w:p>
     <w:pPr>
       <w:spacing w:after="0" w:line="259" w:lineRule="auto"/>
@@ -1951,7 +1935,7 @@
 </file>
 
 <file path=word/numbering.xml><?xml version="1.0" encoding="utf-8"?>
-<w:numbering xmlns:wpc="http://schemas.microsoft.com/office/word/2010/wordprocessingCanvas" xmlns:cx="http://schemas.microsoft.com/office/drawing/2014/chartex" xmlns:cx1="http://schemas.microsoft.com/office/drawing/2015/9/8/chartex" xmlns:cx2="http://schemas.microsoft.com/office/drawing/2015/10/21/chartex" xmlns:cx3="http://schemas.microsoft.com/office/drawing/2016/5/9/chartex" xmlns:cx4="http://schemas.microsoft.com/office/drawing/2016/5/10/chartex" xmlns:cx5="http://schemas.microsoft.com/office/drawing/2016/5/11/chartex" xmlns:cx6="http://schemas.microsoft.com/office/drawing/2016/5/12/chartex" xmlns:cx7="http://schemas.microsoft.com/office/drawing/2016/5/13/chartex" xmlns:cx8="http://schemas.microsoft.com/office/drawing/2016/5/14/chartex" xmlns:mc="http://schemas.openxmlformats.org/markup-compatibility/2006" xmlns:aink="http://schemas.microsoft.com/office/drawing/2016/ink" xmlns:am3d="http://schemas.microsoft.com/office/drawing/2017/model3d" xmlns:o="urn:schemas-microsoft-com:office:office" xmlns:r="http://schemas.openxmlformats.org/officeDocument/2006/relationships" xmlns:m="http://schemas.openxmlformats.org/officeDocument/2006/math" xmlns:v="urn:schemas-microsoft-com:vml" xmlns:wp14="http://schemas.microsoft.com/office/word/2010/wordprocessingDrawing" xmlns:wp="http://schemas.openxmlformats.org/drawingml/2006/wordprocessingDrawing" xmlns:w10="urn:schemas-microsoft-com:office:word" xmlns:w="http://schemas.openxmlformats.org/wordprocessingml/2006/main" xmlns:w14="http://schemas.microsoft.com/office/word/2010/wordml" xmlns:w15="http://schemas.microsoft.com/office/word/2012/wordml" xmlns:w16cid="http://schemas.microsoft.com/office/word/2016/wordml/cid" xmlns:w16se="http://schemas.microsoft.com/office/word/2015/wordml/symex" xmlns:wpg="http://schemas.microsoft.com/office/word/2010/wordprocessingGroup" xmlns:wpi="http://schemas.microsoft.com/office/word/2010/wordprocessingInk" xmlns:wne="http://schemas.microsoft.com/office/word/2006/wordml" xmlns:wps="http://schemas.microsoft.com/office/word/2010/wordprocessingShape" mc:Ignorable="w14 w15 w16se w16cid wp14">
+<w:numbering xmlns:wpc="http://schemas.microsoft.com/office/word/2010/wordprocessingCanvas" xmlns:cx="http://schemas.microsoft.com/office/drawing/2014/chartex" xmlns:cx1="http://schemas.microsoft.com/office/drawing/2015/9/8/chartex" xmlns:cx2="http://schemas.microsoft.com/office/drawing/2015/10/21/chartex" xmlns:cx3="http://schemas.microsoft.com/office/drawing/2016/5/9/chartex" xmlns:cx4="http://schemas.microsoft.com/office/drawing/2016/5/10/chartex" xmlns:cx5="http://schemas.microsoft.com/office/drawing/2016/5/11/chartex" xmlns:cx6="http://schemas.microsoft.com/office/drawing/2016/5/12/chartex" xmlns:cx7="http://schemas.microsoft.com/office/drawing/2016/5/13/chartex" xmlns:cx8="http://schemas.microsoft.com/office/drawing/2016/5/14/chartex" xmlns:mc="http://schemas.openxmlformats.org/markup-compatibility/2006" xmlns:aink="http://schemas.microsoft.com/office/drawing/2016/ink" xmlns:am3d="http://schemas.microsoft.com/office/drawing/2017/model3d" xmlns:o="urn:schemas-microsoft-com:office:office" xmlns:oel="http://schemas.microsoft.com/office/2019/extlst" xmlns:r="http://schemas.openxmlformats.org/officeDocument/2006/relationships" xmlns:m="http://schemas.openxmlformats.org/officeDocument/2006/math" xmlns:v="urn:schemas-microsoft-com:vml" xmlns:wp14="http://schemas.microsoft.com/office/word/2010/wordprocessingDrawing" xmlns:wp="http://schemas.openxmlformats.org/drawingml/2006/wordprocessingDrawing" xmlns:w10="urn:schemas-microsoft-com:office:word" xmlns:w="http://schemas.openxmlformats.org/wordprocessingml/2006/main" xmlns:w14="http://schemas.microsoft.com/office/word/2010/wordml" xmlns:w15="http://schemas.microsoft.com/office/word/2012/wordml" xmlns:w16cex="http://schemas.microsoft.com/office/word/2018/wordml/cex" xmlns:w16cid="http://schemas.microsoft.com/office/word/2016/wordml/cid" xmlns:w16="http://schemas.microsoft.com/office/word/2018/wordml" xmlns:w16du="http://schemas.microsoft.com/office/word/2023/wordml/word16du" xmlns:w16sdtdh="http://schemas.microsoft.com/office/word/2020/wordml/sdtdatahash" xmlns:w16sdtfl="http://schemas.microsoft.com/office/word/2024/wordml/sdtformatlock" xmlns:w16se="http://schemas.microsoft.com/office/word/2015/wordml/symex" xmlns:wpg="http://schemas.microsoft.com/office/word/2010/wordprocessingGroup" xmlns:wpi="http://schemas.microsoft.com/office/word/2010/wordprocessingInk" xmlns:wne="http://schemas.microsoft.com/office/word/2006/wordml" xmlns:wps="http://schemas.microsoft.com/office/word/2010/wordprocessingShape" mc:Ignorable="w14 w15 w16se w16cid w16 w16cex w16sdtdh w16sdtfl w16du wp14">
   <w:abstractNum w:abstractNumId="0" w15:restartNumberingAfterBreak="0">
     <w:nsid w:val="03F62769"/>
     <w:multiLevelType w:val="hybridMultilevel"/>
@@ -5338,92 +5322,92 @@
       </w:pPr>
     </w:lvl>
   </w:abstractNum>
-  <w:num w:numId="1">
+  <w:num w:numId="1" w16cid:durableId="361052564">
     <w:abstractNumId w:val="19"/>
   </w:num>
-  <w:num w:numId="2">
+  <w:num w:numId="2" w16cid:durableId="1720784258">
     <w:abstractNumId w:val="0"/>
   </w:num>
-  <w:num w:numId="3">
+  <w:num w:numId="3" w16cid:durableId="1425539815">
     <w:abstractNumId w:val="15"/>
   </w:num>
-  <w:num w:numId="4">
+  <w:num w:numId="4" w16cid:durableId="1240947662">
     <w:abstractNumId w:val="21"/>
   </w:num>
-  <w:num w:numId="5">
+  <w:num w:numId="5" w16cid:durableId="7217176">
     <w:abstractNumId w:val="23"/>
   </w:num>
-  <w:num w:numId="6">
+  <w:num w:numId="6" w16cid:durableId="1992974902">
     <w:abstractNumId w:val="16"/>
   </w:num>
-  <w:num w:numId="7">
+  <w:num w:numId="7" w16cid:durableId="344019987">
     <w:abstractNumId w:val="17"/>
   </w:num>
-  <w:num w:numId="8">
+  <w:num w:numId="8" w16cid:durableId="1102190559">
     <w:abstractNumId w:val="8"/>
   </w:num>
-  <w:num w:numId="9">
+  <w:num w:numId="9" w16cid:durableId="1148128892">
     <w:abstractNumId w:val="3"/>
   </w:num>
-  <w:num w:numId="10">
+  <w:num w:numId="10" w16cid:durableId="201748365">
     <w:abstractNumId w:val="5"/>
   </w:num>
-  <w:num w:numId="11">
+  <w:num w:numId="11" w16cid:durableId="398207364">
     <w:abstractNumId w:val="26"/>
   </w:num>
-  <w:num w:numId="12">
+  <w:num w:numId="12" w16cid:durableId="1127240273">
     <w:abstractNumId w:val="14"/>
   </w:num>
-  <w:num w:numId="13">
+  <w:num w:numId="13" w16cid:durableId="1899976455">
     <w:abstractNumId w:val="10"/>
   </w:num>
-  <w:num w:numId="14">
+  <w:num w:numId="14" w16cid:durableId="2048600136">
     <w:abstractNumId w:val="13"/>
   </w:num>
-  <w:num w:numId="15">
+  <w:num w:numId="15" w16cid:durableId="1380084016">
     <w:abstractNumId w:val="4"/>
   </w:num>
-  <w:num w:numId="16">
+  <w:num w:numId="16" w16cid:durableId="417948905">
     <w:abstractNumId w:val="25"/>
   </w:num>
-  <w:num w:numId="17">
+  <w:num w:numId="17" w16cid:durableId="1728601611">
     <w:abstractNumId w:val="7"/>
   </w:num>
-  <w:num w:numId="18">
+  <w:num w:numId="18" w16cid:durableId="951089789">
     <w:abstractNumId w:val="1"/>
   </w:num>
-  <w:num w:numId="19">
+  <w:num w:numId="19" w16cid:durableId="621307783">
     <w:abstractNumId w:val="22"/>
   </w:num>
-  <w:num w:numId="20">
+  <w:num w:numId="20" w16cid:durableId="924460061">
     <w:abstractNumId w:val="9"/>
   </w:num>
-  <w:num w:numId="21">
+  <w:num w:numId="21" w16cid:durableId="2001227183">
     <w:abstractNumId w:val="2"/>
   </w:num>
-  <w:num w:numId="22">
+  <w:num w:numId="22" w16cid:durableId="1820461633">
     <w:abstractNumId w:val="11"/>
   </w:num>
-  <w:num w:numId="23">
+  <w:num w:numId="23" w16cid:durableId="2028826370">
     <w:abstractNumId w:val="12"/>
   </w:num>
-  <w:num w:numId="24">
+  <w:num w:numId="24" w16cid:durableId="1428499665">
     <w:abstractNumId w:val="20"/>
   </w:num>
-  <w:num w:numId="25">
+  <w:num w:numId="25" w16cid:durableId="1084182045">
     <w:abstractNumId w:val="18"/>
   </w:num>
-  <w:num w:numId="26">
+  <w:num w:numId="26" w16cid:durableId="2134250813">
     <w:abstractNumId w:val="6"/>
   </w:num>
-  <w:num w:numId="27">
+  <w:num w:numId="27" w16cid:durableId="1349286368">
     <w:abstractNumId w:val="24"/>
   </w:num>
 </w:numbering>
 </file>
 
 <file path=word/styles.xml><?xml version="1.0" encoding="utf-8"?>
-<w:styles xmlns:mc="http://schemas.openxmlformats.org/markup-compatibility/2006" xmlns:r="http://schemas.openxmlformats.org/officeDocument/2006/relationships" xmlns:w="http://schemas.openxmlformats.org/wordprocessingml/2006/main" xmlns:w14="http://schemas.microsoft.com/office/word/2010/wordml" xmlns:w15="http://schemas.microsoft.com/office/word/2012/wordml" xmlns:w16cid="http://schemas.microsoft.com/office/word/2016/wordml/cid" xmlns:w16se="http://schemas.microsoft.com/office/word/2015/wordml/symex" mc:Ignorable="w14 w15 w16se w16cid">
+<w:styles xmlns:mc="http://schemas.openxmlformats.org/markup-compatibility/2006" xmlns:r="http://schemas.openxmlformats.org/officeDocument/2006/relationships" xmlns:w="http://schemas.openxmlformats.org/wordprocessingml/2006/main" xmlns:w14="http://schemas.microsoft.com/office/word/2010/wordml" xmlns:w15="http://schemas.microsoft.com/office/word/2012/wordml" xmlns:w16cex="http://schemas.microsoft.com/office/word/2018/wordml/cex" xmlns:w16cid="http://schemas.microsoft.com/office/word/2016/wordml/cid" xmlns:w16="http://schemas.microsoft.com/office/word/2018/wordml" xmlns:w16du="http://schemas.microsoft.com/office/word/2023/wordml/word16du" xmlns:w16sdtdh="http://schemas.microsoft.com/office/word/2020/wordml/sdtdatahash" xmlns:w16sdtfl="http://schemas.microsoft.com/office/word/2024/wordml/sdtformatlock" xmlns:w16se="http://schemas.microsoft.com/office/word/2015/wordml/symex" mc:Ignorable="w14 w15 w16se w16cid w16 w16cex w16sdtdh w16sdtfl w16du">
   <w:docDefaults>
     <w:rPrDefault>
       <w:rPr>
@@ -5439,7 +5423,7 @@
       </w:pPr>
     </w:pPrDefault>
   </w:docDefaults>
-  <w:latentStyles w:defLockedState="0" w:defUIPriority="99" w:defSemiHidden="0" w:defUnhideWhenUsed="0" w:defQFormat="0" w:count="375">
+  <w:latentStyles w:defLockedState="0" w:defUIPriority="99" w:defSemiHidden="0" w:defUnhideWhenUsed="0" w:defQFormat="0" w:count="376">
     <w:lsdException w:name="Normal" w:uiPriority="0" w:qFormat="1"/>
     <w:lsdException w:name="heading 1" w:uiPriority="9" w:qFormat="1"/>
     <w:lsdException w:name="heading 2" w:semiHidden="1" w:uiPriority="9" w:unhideWhenUsed="1" w:qFormat="1"/>
@@ -5815,6 +5799,7 @@
     <w:lsdException w:name="Smart Hyperlink" w:semiHidden="1" w:unhideWhenUsed="1"/>
     <w:lsdException w:name="Hashtag" w:semiHidden="1" w:unhideWhenUsed="1"/>
     <w:lsdException w:name="Unresolved Mention" w:semiHidden="1" w:unhideWhenUsed="1"/>
+    <w:lsdException w:name="Smart Link" w:semiHidden="1" w:unhideWhenUsed="1"/>
   </w:latentStyles>
   <w:style w:type="paragraph" w:default="1" w:styleId="Normal">
     <w:name w:val="Normal"/>
